--- a/Reactivos_por_Dimension/17_Impulsividad.docx
+++ b/Reactivos_por_Dimension/17_Impulsividad.docx
@@ -77,7 +77,7 @@
         <w:spacing w:after="150" w:before="300"/>
       </w:pPr>
       <w:r>
-        <w:t xml:space="preserve">Reactivos de la dimensión 17. Impulsividad (3 reactivos)</w:t>
+        <w:t xml:space="preserve">Reactivos de la dimensión 17. Impulsividad (10 reactivos)</w:t>
       </w:r>
     </w:p>
     <w:p>
@@ -86,7 +86,7 @@
         <w:spacing w:after="100" w:before="200"/>
       </w:pPr>
       <w:r>
-        <w:t xml:space="preserve">R061 — Dificultad para postergar gratificación</w:t>
+        <w:t xml:space="preserve">R161 — Opinión/Actitud — indicador 1 (Toma de decisiones sin considerar adecuadamente las consecuencias a me…)</w:t>
       </w:r>
     </w:p>
     <w:p>
@@ -116,7 +116,7 @@
         <w:t xml:space="preserve">Indicador conductual (Fase 1): </w:t>
       </w:r>
       <w:r>
-        <w:t xml:space="preserve">Dificultad declarada para postergar una gratificación.</w:t>
+        <w:t xml:space="preserve">Toma de decisiones sin considerar adecuadamente las consecuencias a mediano o largo plazo.</w:t>
       </w:r>
     </w:p>
     <w:p>
@@ -131,7 +131,7 @@
         <w:t xml:space="preserve">Pregunta completa (variante base): </w:t>
       </w:r>
       <w:r>
-        <w:t xml:space="preserve">¿Qué tan de acuerdo estás con la siguiente idea: 'Cuando algo me atrae, prefiero tenerlo o hacerlo de inmediato, aunque esperar un poco me convenga más a largo plazo'?</w:t>
+        <w:t xml:space="preserve">¿Qué tan de acuerdo estás con la siguiente idea: "Cuando algo me atrae, prefiero decidir de inmediato, aunque no haya considerado bien todas las consecuencias"?</w:t>
       </w:r>
     </w:p>
     <w:p>
@@ -152,34 +152,43 @@
         <w:ind w:left="200"/>
       </w:pPr>
       <w:r>
-        <w:t xml:space="preserve">Variante 1 (base): ¿Qué tan de acuerdo estás con la siguiente idea: 'Cuando algo me atrae, prefiero tenerlo o hacerlo de inmediato, aunque esperar un poco me convenga más a largo plazo'?</w:t>
-      </w:r>
-    </w:p>
-    <w:p>
-      <w:pPr>
-        <w:spacing w:after="60"/>
-        <w:ind w:left="200"/>
-      </w:pPr>
-      <w:r>
-        <w:t xml:space="preserve">Variante 2: En el último año, ¿cuántas veces compraste algo caro de forma impulsiva y luego te arrepentiste?</w:t>
-      </w:r>
-    </w:p>
-    <w:p>
-      <w:pPr>
-        <w:spacing w:after="60"/>
-        <w:ind w:left="200"/>
-      </w:pPr>
-      <w:r>
-        <w:t xml:space="preserve">Variante 3: En el último año, ¿cuántas veces respondiste un mensaje o correo importante de forma apresurada, sin pensarlo, y luego quisiste no haberlo enviado?</w:t>
-      </w:r>
-    </w:p>
-    <w:p>
-      <w:pPr>
-        <w:spacing w:after="60"/>
-        <w:ind w:left="200"/>
-      </w:pPr>
-      <w:r>
-        <w:t xml:space="preserve">Variante 4: En el último año, ¿cuántas veces aceptaste un compromiso o una invitación sin pensarlo y luego te arrepentiste de haber dicho que sí?</w:t>
+        <w:t xml:space="preserve">Variante 1 (base): ¿Qué tan de acuerdo estás con la siguiente idea: "Cuando algo me atrae, prefiero decidir de inmediato, aunque no haya considerado bien todas las consecuencias"?</w:t>
+      </w:r>
+    </w:p>
+    <w:p>
+      <w:pPr>
+        <w:spacing w:after="60"/>
+        <w:ind w:left="200"/>
+      </w:pPr>
+      <w:r>
+        <w:t xml:space="preserve">Variante 2: En términos generales, ¿qué tan de acuerdo o en desacuerdo estás con esta afirmación: "Cuando algo me atrae, prefiero decidir de inmediato, aunque no haya considerado bien todas las consecuencias"?</w:t>
+      </w:r>
+    </w:p>
+    <w:p>
+      <w:pPr>
+        <w:spacing w:after="60"/>
+        <w:ind w:left="200"/>
+      </w:pPr>
+      <w:r>
+        <w:t xml:space="preserve">Variante 3: Lee la siguiente frase e indica tu nivel de acuerdo: "Cuando algo me atrae, prefiero decidir de inmediato, aunque no haya considerado bien todas las consecuencias".</w:t>
+      </w:r>
+    </w:p>
+    <w:p>
+      <w:pPr>
+        <w:spacing w:after="60"/>
+        <w:ind w:left="200"/>
+      </w:pPr>
+      <w:r>
+        <w:t xml:space="preserve">Variante 4: ¿Hasta qué punto compartes esta forma de pensar: "Cuando algo me atrae, prefiero decidir de inmediato, aunque no haya considerado bien todas las consecuencias"?</w:t>
+      </w:r>
+    </w:p>
+    <w:p>
+      <w:pPr>
+        <w:spacing w:after="60"/>
+        <w:ind w:left="200"/>
+      </w:pPr>
+      <w:r>
+        <w:t xml:space="preserve">Variante 5: Marca qué tan de acuerdo estás con la siguiente idea: "Cuando algo me atrae, prefiero decidir de inmediato, aunque no haya considerado bien todas las consecuencias".</w:t>
       </w:r>
     </w:p>
     <w:p>
@@ -254,7 +263,7 @@
         <w:t xml:space="preserve">Reactivos de contraste (par espejo): </w:t>
       </w:r>
       <w:r>
-        <w:t xml:space="preserve">No aplica (las dimensiones Contextuales no tienen par espejo obligatorio, Fase 2 Sección 6).</w:t>
+        <w:t xml:space="preserve">R162 (par espejo 1 de la dimensión)</w:t>
       </w:r>
     </w:p>
     <w:p>
@@ -268,7 +277,7 @@
         <w:spacing w:after="100" w:before="200"/>
       </w:pPr>
       <w:r>
-        <w:t xml:space="preserve">R062 — Frecuencia de decisiones apresuradas con arrepentimiento</w:t>
+        <w:t xml:space="preserve">R162 — Intención futura — indicador 1 (Toma de decisiones sin considerar adecuadamente las consecuencias a me…)</w:t>
       </w:r>
     </w:p>
     <w:p>
@@ -283,7 +292,7 @@
         <w:t xml:space="preserve">Tipo de reactivo: </w:t>
       </w:r>
       <w:r>
-        <w:t xml:space="preserve">3-Involucramiento pasado</w:t>
+        <w:t xml:space="preserve">6-Intención futura</w:t>
       </w:r>
     </w:p>
     <w:p>
@@ -298,7 +307,7 @@
         <w:t xml:space="preserve">Indicador conductual (Fase 1): </w:t>
       </w:r>
       <w:r>
-        <w:t xml:space="preserve">Frecuencia de arrepentimiento posterior a decisiones tomadas apresuradamente.</w:t>
+        <w:t xml:space="preserve">Toma de decisiones sin considerar adecuadamente las consecuencias a mediano o largo plazo.</w:t>
       </w:r>
     </w:p>
     <w:p>
@@ -313,7 +322,7 @@
         <w:t xml:space="preserve">Pregunta completa (variante base): </w:t>
       </w:r>
       <w:r>
-        <w:t xml:space="preserve">En el último año, ¿cuántas veces tomaste una decisión importante de forma apresurada, sin pensarla bien, y luego te arrepentiste?</w:t>
+        <w:t xml:space="preserve">Si tuvieras que tomar una decisión importante, ¿qué tan de acuerdo estás con que te tomarías el tiempo necesario para considerar las consecuencias antes de decidir?</w:t>
       </w:r>
     </w:p>
     <w:p>
@@ -334,34 +343,43 @@
         <w:ind w:left="200"/>
       </w:pPr>
       <w:r>
-        <w:t xml:space="preserve">Variante 1 (base): En el último año, ¿cuántas veces tomaste una decisión importante de forma apresurada, sin pensarla bien, y luego te arrepentiste?</w:t>
-      </w:r>
-    </w:p>
-    <w:p>
-      <w:pPr>
-        <w:spacing w:after="60"/>
-        <w:ind w:left="200"/>
-      </w:pPr>
-      <w:r>
-        <w:t xml:space="preserve">Variante 2: ¿Qué tan de acuerdo estás con la siguiente idea: 'Si algo me gusta, prefiero decidir en el momento en lugar de tomarme un tiempo para pensarlo'?</w:t>
-      </w:r>
-    </w:p>
-    <w:p>
-      <w:pPr>
-        <w:spacing w:after="60"/>
-        <w:ind w:left="200"/>
-      </w:pPr>
-      <w:r>
-        <w:t xml:space="preserve">Variante 3: ¿Qué tan de acuerdo estás con la siguiente idea: 'Pensar mucho una decisión antes de actuar generalmente hace que uno pierda la oportunidad'?</w:t>
-      </w:r>
-    </w:p>
-    <w:p>
-      <w:pPr>
-        <w:spacing w:after="60"/>
-        <w:ind w:left="200"/>
-      </w:pPr>
-      <w:r>
-        <w:t xml:space="preserve">Variante 4: ¿Qué tan de acuerdo estás con la siguiente idea: 'Prefiero actuar rápido y corregir después si algo sale mal, en vez de analizar todo de antemano'?</w:t>
+        <w:t xml:space="preserve">Variante 1 (base): Si tuvieras que tomar una decisión importante, ¿qué tan de acuerdo estás con que te tomarías el tiempo necesario para considerar las consecuencias antes de decidir?</w:t>
+      </w:r>
+    </w:p>
+    <w:p>
+      <w:pPr>
+        <w:spacing w:after="60"/>
+        <w:ind w:left="200"/>
+      </w:pPr>
+      <w:r>
+        <w:t xml:space="preserve">Variante 2: Imagina que tuvieras que tomar una decisión importante. ¿Qué tan de acuerdo estás con que te tomarías el tiempo necesario para considerar las consecuencias antes de decidir?</w:t>
+      </w:r>
+    </w:p>
+    <w:p>
+      <w:pPr>
+        <w:spacing w:after="60"/>
+        <w:ind w:left="200"/>
+      </w:pPr>
+      <w:r>
+        <w:t xml:space="preserve">Variante 3: Ante esta situación: tuvieras que tomar una decisión importante, ¿qué tan de acuerdo estás con que te tomarías el tiempo necesario para considerar las consecuencias antes de decidir?</w:t>
+      </w:r>
+    </w:p>
+    <w:p>
+      <w:pPr>
+        <w:spacing w:after="60"/>
+        <w:ind w:left="200"/>
+      </w:pPr>
+      <w:r>
+        <w:t xml:space="preserve">Variante 4: Supón que tuvieras que tomar una decisión importante. ¿Qué tan de acuerdo estás en que te tomarías el tiempo necesario para considerar las consecuencias antes de decidir?</w:t>
+      </w:r>
+    </w:p>
+    <w:p>
+      <w:pPr>
+        <w:spacing w:after="60"/>
+        <w:ind w:left="200"/>
+      </w:pPr>
+      <w:r>
+        <w:t xml:space="preserve">Variante 5: Tuvieras que tomar una decisión importante. ¿Qué tan de acuerdo estás con que te tomarías el tiempo necesario para considerar las consecuencias antes de decidir?</w:t>
       </w:r>
     </w:p>
     <w:p>
@@ -376,7 +394,7 @@
         <w:t xml:space="preserve">Opciones de respuesta y valor de cada una: </w:t>
       </w:r>
       <w:r>
-        <w:t xml:space="preserve">Ninguna vez (0) / Una vez (1) / Pocas veces (2) / Varias veces (3) / Muchas veces o de forma habitual (4)</w:t>
+        <w:t xml:space="preserve">Totalmente en desacuerdo (0) / En desacuerdo (1) / Algo de acuerdo (2) / De acuerdo (3) / Totalmente de acuerdo (4)</w:t>
       </w:r>
     </w:p>
     <w:p>
@@ -391,7 +409,7 @@
         <w:t xml:space="preserve">Dirección: </w:t>
       </w:r>
       <w:r>
-        <w:t xml:space="preserve">Directo</w:t>
+        <w:t xml:space="preserve">Inverso</w:t>
       </w:r>
     </w:p>
     <w:p>
@@ -406,7 +424,7 @@
         <w:t xml:space="preserve">Respuesta de menor riesgo: </w:t>
       </w:r>
       <w:r>
-        <w:t xml:space="preserve">Ninguna vez (valor 0)</w:t>
+        <w:t xml:space="preserve">Totalmente de acuerdo (valor 4)</w:t>
       </w:r>
     </w:p>
     <w:p>
@@ -421,7 +439,7 @@
         <w:t xml:space="preserve">Valor psicométrico (cómo se transforma la respuesta cruda): </w:t>
       </w:r>
       <w:r>
-        <w:t xml:space="preserve">Escala 0-4 según el orden de las opciones listado arriba; reactivo directo, sin inversión.</w:t>
+        <w:t xml:space="preserve">Escala 0-4 según el orden de las opciones listado arriba; reactivo inverso: el valor de reactivo se calcula como 4 menos la respuesta cruda.</w:t>
       </w:r>
     </w:p>
     <w:p>
@@ -436,7 +454,7 @@
         <w:t xml:space="preserve">Reactivos de contraste (par espejo): </w:t>
       </w:r>
       <w:r>
-        <w:t xml:space="preserve">No aplica (las dimensiones Contextuales no tienen par espejo obligatorio, Fase 2 Sección 6).</w:t>
+        <w:t xml:space="preserve">R161 (par espejo 1 de la dimensión)</w:t>
       </w:r>
     </w:p>
     <w:p>
@@ -450,7 +468,7 @@
         <w:spacing w:after="100" w:before="200"/>
       </w:pPr>
       <w:r>
-        <w:t xml:space="preserve">R063 — Preferencia por beneficio inmediato con riesgo conocido</w:t>
+        <w:t xml:space="preserve">R163 — Involucramiento pasado — indicador 2 (Dificultad declarada para postergar una gratificación.)</w:t>
       </w:r>
     </w:p>
     <w:p>
@@ -465,6 +483,197 @@
         <w:t xml:space="preserve">Tipo de reactivo: </w:t>
       </w:r>
       <w:r>
+        <w:t xml:space="preserve">3-Involucramiento pasado</w:t>
+      </w:r>
+    </w:p>
+    <w:p>
+      <w:pPr>
+        <w:spacing w:after="90"/>
+      </w:pPr>
+      <w:r>
+        <w:rPr>
+          <w:b/>
+          <w:bCs/>
+        </w:rPr>
+        <w:t xml:space="preserve">Indicador conductual (Fase 1): </w:t>
+      </w:r>
+      <w:r>
+        <w:t xml:space="preserve">Dificultad declarada para postergar una gratificación.</w:t>
+      </w:r>
+    </w:p>
+    <w:p>
+      <w:pPr>
+        <w:spacing w:after="90"/>
+      </w:pPr>
+      <w:r>
+        <w:rPr>
+          <w:b/>
+          <w:bCs/>
+        </w:rPr>
+        <w:t xml:space="preserve">Pregunta completa (variante base): </w:t>
+      </w:r>
+      <w:r>
+        <w:t xml:space="preserve">En tu último año de actividad laboral, ¿cuántas veces tomaste una decisión importante de forma apresurada, sin pensarla bien, y luego te arrepentiste?</w:t>
+      </w:r>
+    </w:p>
+    <w:p>
+      <w:pPr>
+        <w:spacing w:after="60"/>
+      </w:pPr>
+      <w:r>
+        <w:rPr>
+          <w:b/>
+          <w:bCs/>
+        </w:rPr>
+        <w:t xml:space="preserve">Variantes de redacción (se muestra 1 al azar por aplicación):</w:t>
+      </w:r>
+    </w:p>
+    <w:p>
+      <w:pPr>
+        <w:spacing w:after="60"/>
+        <w:ind w:left="200"/>
+      </w:pPr>
+      <w:r>
+        <w:t xml:space="preserve">Variante 1 (base): En tu último año de actividad laboral, ¿cuántas veces tomaste una decisión importante de forma apresurada, sin pensarla bien, y luego te arrepentiste?</w:t>
+      </w:r>
+    </w:p>
+    <w:p>
+      <w:pPr>
+        <w:spacing w:after="60"/>
+        <w:ind w:left="200"/>
+      </w:pPr>
+      <w:r>
+        <w:t xml:space="preserve">Variante 2: Pensando en los últimos 12 meses, ¿cuántas veces tomaste una decisión importante de forma apresurada, sin pensarla bien, y luego te arrepentiste?</w:t>
+      </w:r>
+    </w:p>
+    <w:p>
+      <w:pPr>
+        <w:spacing w:after="60"/>
+        <w:ind w:left="200"/>
+      </w:pPr>
+      <w:r>
+        <w:t xml:space="preserve">Variante 3: ¿Con qué frecuencia, en tu historial reciente, tomaste una decisión importante de forma apresurada, sin pensarla bien, y luego te arrepentiste?</w:t>
+      </w:r>
+    </w:p>
+    <w:p>
+      <w:pPr>
+        <w:spacing w:after="60"/>
+        <w:ind w:left="200"/>
+      </w:pPr>
+      <w:r>
+        <w:t xml:space="preserve">Variante 4: En el último año, ¿cuántas veces te ha ocurrido que tomaste una decisión importante de forma apresurada, sin pensarla bien, y luego te arrepentiste?</w:t>
+      </w:r>
+    </w:p>
+    <w:p>
+      <w:pPr>
+        <w:spacing w:after="60"/>
+        <w:ind w:left="200"/>
+      </w:pPr>
+      <w:r>
+        <w:t xml:space="preserve">Variante 5: Durante el último año, ¿cuántas veces tomaste una decisión importante de forma apresurada, sin pensarla bien, y luego te arrepentiste?</w:t>
+      </w:r>
+    </w:p>
+    <w:p>
+      <w:pPr>
+        <w:spacing w:after="90"/>
+      </w:pPr>
+      <w:r>
+        <w:rPr>
+          <w:b/>
+          <w:bCs/>
+        </w:rPr>
+        <w:t xml:space="preserve">Opciones de respuesta y valor de cada una: </w:t>
+      </w:r>
+      <w:r>
+        <w:t xml:space="preserve">Ninguna vez (0) / Una vez (1) / Pocas veces (2) / Varias veces (3) / Muchas veces o de forma habitual (4)</w:t>
+      </w:r>
+    </w:p>
+    <w:p>
+      <w:pPr>
+        <w:spacing w:after="90"/>
+      </w:pPr>
+      <w:r>
+        <w:rPr>
+          <w:b/>
+          <w:bCs/>
+        </w:rPr>
+        <w:t xml:space="preserve">Dirección: </w:t>
+      </w:r>
+      <w:r>
+        <w:t xml:space="preserve">Directo</w:t>
+      </w:r>
+    </w:p>
+    <w:p>
+      <w:pPr>
+        <w:spacing w:after="90"/>
+      </w:pPr>
+      <w:r>
+        <w:rPr>
+          <w:b/>
+          <w:bCs/>
+        </w:rPr>
+        <w:t xml:space="preserve">Respuesta de menor riesgo: </w:t>
+      </w:r>
+      <w:r>
+        <w:t xml:space="preserve">Ninguna vez (valor 0)</w:t>
+      </w:r>
+    </w:p>
+    <w:p>
+      <w:pPr>
+        <w:spacing w:after="90"/>
+      </w:pPr>
+      <w:r>
+        <w:rPr>
+          <w:b/>
+          <w:bCs/>
+        </w:rPr>
+        <w:t xml:space="preserve">Valor psicométrico (cómo se transforma la respuesta cruda): </w:t>
+      </w:r>
+      <w:r>
+        <w:t xml:space="preserve">Escala 0-4 según el orden de las opciones listado arriba; reactivo directo, sin inversión.</w:t>
+      </w:r>
+    </w:p>
+    <w:p>
+      <w:pPr>
+        <w:spacing w:after="90"/>
+      </w:pPr>
+      <w:r>
+        <w:rPr>
+          <w:b/>
+          <w:bCs/>
+        </w:rPr>
+        <w:t xml:space="preserve">Reactivos de contraste (par espejo): </w:t>
+      </w:r>
+      <w:r>
+        <w:t xml:space="preserve">R164 (par espejo 2 de la dimensión)</w:t>
+      </w:r>
+    </w:p>
+    <w:p>
+      <w:pPr>
+        <w:spacing w:after="100"/>
+      </w:pPr>
+    </w:p>
+    <w:p>
+      <w:pPr>
+        <w:pStyle w:val="Heading3"/>
+        <w:spacing w:after="100" w:before="200"/>
+      </w:pPr>
+      <w:r>
+        <w:t xml:space="preserve">R164 — Escenario/dilema — indicador 2 (Dificultad declarada para postergar una gratificación.)</w:t>
+      </w:r>
+    </w:p>
+    <w:p>
+      <w:pPr>
+        <w:spacing w:after="90"/>
+      </w:pPr>
+      <w:r>
+        <w:rPr>
+          <w:b/>
+          <w:bCs/>
+        </w:rPr>
+        <w:t xml:space="preserve">Tipo de reactivo: </w:t>
+      </w:r>
+      <w:r>
         <w:t xml:space="preserve">4-Escenario/dilema</w:t>
       </w:r>
     </w:p>
@@ -480,6 +689,579 @@
         <w:t xml:space="preserve">Indicador conductual (Fase 1): </w:t>
       </w:r>
       <w:r>
+        <w:t xml:space="preserve">Dificultad declarada para postergar una gratificación.</w:t>
+      </w:r>
+    </w:p>
+    <w:p>
+      <w:pPr>
+        <w:spacing w:after="90"/>
+      </w:pPr>
+      <w:r>
+        <w:rPr>
+          <w:b/>
+          <w:bCs/>
+        </w:rPr>
+        <w:t xml:space="preserve">Pregunta completa (variante base): </w:t>
+      </w:r>
+      <w:r>
+        <w:t xml:space="preserve">Imagina que puedes obtener algo que quieres de inmediato, o esperar un poco y obtener algo mejor. ¿Qué tan probable es que prefieras obtenerlo de inmediato aunque sepas que esperar te convendría más?</w:t>
+      </w:r>
+    </w:p>
+    <w:p>
+      <w:pPr>
+        <w:spacing w:after="60"/>
+      </w:pPr>
+      <w:r>
+        <w:rPr>
+          <w:b/>
+          <w:bCs/>
+        </w:rPr>
+        <w:t xml:space="preserve">Variantes de redacción (se muestra 1 al azar por aplicación):</w:t>
+      </w:r>
+    </w:p>
+    <w:p>
+      <w:pPr>
+        <w:spacing w:after="60"/>
+        <w:ind w:left="200"/>
+      </w:pPr>
+      <w:r>
+        <w:t xml:space="preserve">Variante 1 (base): Imagina que puedes obtener algo que quieres de inmediato, o esperar un poco y obtener algo mejor. ¿Qué tan probable es que prefieras obtenerlo de inmediato aunque sepas que esperar te convendría más?</w:t>
+      </w:r>
+    </w:p>
+    <w:p>
+      <w:pPr>
+        <w:spacing w:after="60"/>
+        <w:ind w:left="200"/>
+      </w:pPr>
+      <w:r>
+        <w:t xml:space="preserve">Variante 2: Supón que puedes obtener algo que quieres de inmediato, o esperar un poco y obtener algo mejor. ¿Qué tan probable es que prefieras obtenerlo de inmediato aunque sepas que esperar te convendría más?</w:t>
+      </w:r>
+    </w:p>
+    <w:p>
+      <w:pPr>
+        <w:spacing w:after="60"/>
+        <w:ind w:left="200"/>
+      </w:pPr>
+      <w:r>
+        <w:t xml:space="preserve">Variante 3: Piensa en la siguiente situación: puedes obtener algo que quieres de inmediato, o esperar un poco y obtener algo mejor. ¿Qué tan probable es que prefieras obtenerlo de inmediato aunque sepas que esperar te convendría más?</w:t>
+      </w:r>
+    </w:p>
+    <w:p>
+      <w:pPr>
+        <w:spacing w:after="60"/>
+        <w:ind w:left="200"/>
+      </w:pPr>
+      <w:r>
+        <w:t xml:space="preserve">Variante 4: Si te encontraras en esta situación: puedes obtener algo que quieres de inmediato, o esperar un poco y obtener algo mejor, ¿qué tan probable es que prefieras obtenerlo de inmediato aunque sepas que esperar te convendría más?</w:t>
+      </w:r>
+    </w:p>
+    <w:p>
+      <w:pPr>
+        <w:spacing w:after="60"/>
+        <w:ind w:left="200"/>
+      </w:pPr>
+      <w:r>
+        <w:t xml:space="preserve">Variante 5: Puedes obtener algo que quieres de inmediato, o esperar un poco y obtener algo mejor. ¿Qué tan probable dirías que es que prefieras obtenerlo de inmediato aunque sepas que esperar te convendría más?</w:t>
+      </w:r>
+    </w:p>
+    <w:p>
+      <w:pPr>
+        <w:spacing w:after="90"/>
+      </w:pPr>
+      <w:r>
+        <w:rPr>
+          <w:b/>
+          <w:bCs/>
+        </w:rPr>
+        <w:t xml:space="preserve">Opciones de respuesta y valor de cada una: </w:t>
+      </w:r>
+      <w:r>
+        <w:t xml:space="preserve">Nada probable (0) / Poco probable (1) / Algo probable (2) / Muy probable (3)</w:t>
+      </w:r>
+    </w:p>
+    <w:p>
+      <w:pPr>
+        <w:spacing w:after="90"/>
+      </w:pPr>
+      <w:r>
+        <w:rPr>
+          <w:b/>
+          <w:bCs/>
+        </w:rPr>
+        <w:t xml:space="preserve">Dirección: </w:t>
+      </w:r>
+      <w:r>
+        <w:t xml:space="preserve">Directo</w:t>
+      </w:r>
+    </w:p>
+    <w:p>
+      <w:pPr>
+        <w:spacing w:after="90"/>
+      </w:pPr>
+      <w:r>
+        <w:rPr>
+          <w:b/>
+          <w:bCs/>
+        </w:rPr>
+        <w:t xml:space="preserve">Respuesta de menor riesgo: </w:t>
+      </w:r>
+      <w:r>
+        <w:t xml:space="preserve">Nada probable (valor 0)</w:t>
+      </w:r>
+    </w:p>
+    <w:p>
+      <w:pPr>
+        <w:spacing w:after="90"/>
+      </w:pPr>
+      <w:r>
+        <w:rPr>
+          <w:b/>
+          <w:bCs/>
+        </w:rPr>
+        <w:t xml:space="preserve">Valor psicométrico (cómo se transforma la respuesta cruda): </w:t>
+      </w:r>
+      <w:r>
+        <w:t xml:space="preserve">Escala 0-3 según el orden de las opciones listado arriba; reactivo directo, sin inversión.</w:t>
+      </w:r>
+    </w:p>
+    <w:p>
+      <w:pPr>
+        <w:spacing w:after="90"/>
+      </w:pPr>
+      <w:r>
+        <w:rPr>
+          <w:b/>
+          <w:bCs/>
+        </w:rPr>
+        <w:t xml:space="preserve">Reactivos de contraste (par espejo): </w:t>
+      </w:r>
+      <w:r>
+        <w:t xml:space="preserve">R163 (par espejo 2 de la dimensión)</w:t>
+      </w:r>
+    </w:p>
+    <w:p>
+      <w:pPr>
+        <w:spacing w:after="100"/>
+      </w:pPr>
+    </w:p>
+    <w:p>
+      <w:pPr>
+        <w:pStyle w:val="Heading3"/>
+        <w:spacing w:after="100" w:before="200"/>
+      </w:pPr>
+      <w:r>
+        <w:t xml:space="preserve">R165 — Percepción de terceros — indicador 3 (Frecuencia de arrepentimiento posterior a decisiones tomadas apresurad…)</w:t>
+      </w:r>
+    </w:p>
+    <w:p>
+      <w:pPr>
+        <w:spacing w:after="90"/>
+      </w:pPr>
+      <w:r>
+        <w:rPr>
+          <w:b/>
+          <w:bCs/>
+        </w:rPr>
+        <w:t xml:space="preserve">Tipo de reactivo: </w:t>
+      </w:r>
+      <w:r>
+        <w:t xml:space="preserve">2-Percepción de terceros</w:t>
+      </w:r>
+    </w:p>
+    <w:p>
+      <w:pPr>
+        <w:spacing w:after="90"/>
+      </w:pPr>
+      <w:r>
+        <w:rPr>
+          <w:b/>
+          <w:bCs/>
+        </w:rPr>
+        <w:t xml:space="preserve">Indicador conductual (Fase 1): </w:t>
+      </w:r>
+      <w:r>
+        <w:t xml:space="preserve">Frecuencia de arrepentimiento posterior a decisiones tomadas apresuradamente.</w:t>
+      </w:r>
+    </w:p>
+    <w:p>
+      <w:pPr>
+        <w:spacing w:after="90"/>
+      </w:pPr>
+      <w:r>
+        <w:rPr>
+          <w:b/>
+          <w:bCs/>
+        </w:rPr>
+        <w:t xml:space="preserve">Pregunta completa (variante base): </w:t>
+      </w:r>
+      <w:r>
+        <w:t xml:space="preserve">En tu experiencia, ¿qué tan frecuente dirías que es que las personas de tu entorno se arrepientan de decisiones que tomaron de forma apresurada?</w:t>
+      </w:r>
+    </w:p>
+    <w:p>
+      <w:pPr>
+        <w:spacing w:after="60"/>
+      </w:pPr>
+      <w:r>
+        <w:rPr>
+          <w:b/>
+          <w:bCs/>
+        </w:rPr>
+        <w:t xml:space="preserve">Variantes de redacción (se muestra 1 al azar por aplicación):</w:t>
+      </w:r>
+    </w:p>
+    <w:p>
+      <w:pPr>
+        <w:spacing w:after="60"/>
+        <w:ind w:left="200"/>
+      </w:pPr>
+      <w:r>
+        <w:t xml:space="preserve">Variante 1 (base): En tu experiencia, ¿qué tan frecuente dirías que es que las personas de tu entorno se arrepientan de decisiones que tomaron de forma apresurada?</w:t>
+      </w:r>
+    </w:p>
+    <w:p>
+      <w:pPr>
+        <w:spacing w:after="60"/>
+        <w:ind w:left="200"/>
+      </w:pPr>
+      <w:r>
+        <w:t xml:space="preserve">Variante 2: Pensando en las personas de tu entorno laboral, ¿con qué frecuencia dirías que ocurre que las personas de tu entorno se arrepientan de decisiones que tomaron de forma apresurada?</w:t>
+      </w:r>
+    </w:p>
+    <w:p>
+      <w:pPr>
+        <w:spacing w:after="60"/>
+        <w:ind w:left="200"/>
+      </w:pPr>
+      <w:r>
+        <w:t xml:space="preserve">Variante 3: ¿Qué tan seguido dirías que observas que las personas de tu entorno se arrepientan de decisiones que tomaron de forma apresurada?</w:t>
+      </w:r>
+    </w:p>
+    <w:p>
+      <w:pPr>
+        <w:spacing w:after="60"/>
+        <w:ind w:left="200"/>
+      </w:pPr>
+      <w:r>
+        <w:t xml:space="preserve">Variante 4: Según lo que has visto, ¿qué tan común dirías que es que las personas de tu entorno se arrepientan de decisiones que tomaron de forma apresurada?</w:t>
+      </w:r>
+    </w:p>
+    <w:p>
+      <w:pPr>
+        <w:spacing w:after="60"/>
+        <w:ind w:left="200"/>
+      </w:pPr>
+      <w:r>
+        <w:t xml:space="preserve">Variante 5: En tu entorno, ¿qué tan frecuentemente dirías que sucede que las personas de tu entorno se arrepientan de decisiones que tomaron de forma apresurada?</w:t>
+      </w:r>
+    </w:p>
+    <w:p>
+      <w:pPr>
+        <w:spacing w:after="90"/>
+      </w:pPr>
+      <w:r>
+        <w:rPr>
+          <w:b/>
+          <w:bCs/>
+        </w:rPr>
+        <w:t xml:space="preserve">Opciones de respuesta y valor de cada una: </w:t>
+      </w:r>
+      <w:r>
+        <w:t xml:space="preserve">Nunca o muy raro (0) / Ocasionalmente (1) / Con cierta frecuencia (2) / Muy frecuentemente (3)</w:t>
+      </w:r>
+    </w:p>
+    <w:p>
+      <w:pPr>
+        <w:spacing w:after="90"/>
+      </w:pPr>
+      <w:r>
+        <w:rPr>
+          <w:b/>
+          <w:bCs/>
+        </w:rPr>
+        <w:t xml:space="preserve">Dirección: </w:t>
+      </w:r>
+      <w:r>
+        <w:t xml:space="preserve">Directo</w:t>
+      </w:r>
+    </w:p>
+    <w:p>
+      <w:pPr>
+        <w:spacing w:after="90"/>
+      </w:pPr>
+      <w:r>
+        <w:rPr>
+          <w:b/>
+          <w:bCs/>
+        </w:rPr>
+        <w:t xml:space="preserve">Respuesta de menor riesgo: </w:t>
+      </w:r>
+      <w:r>
+        <w:t xml:space="preserve">Nunca o muy raro (valor 0)</w:t>
+      </w:r>
+    </w:p>
+    <w:p>
+      <w:pPr>
+        <w:spacing w:after="90"/>
+      </w:pPr>
+      <w:r>
+        <w:rPr>
+          <w:b/>
+          <w:bCs/>
+        </w:rPr>
+        <w:t xml:space="preserve">Valor psicométrico (cómo se transforma la respuesta cruda): </w:t>
+      </w:r>
+      <w:r>
+        <w:t xml:space="preserve">Escala 0-3 según el orden de las opciones listado arriba; reactivo directo, sin inversión.</w:t>
+      </w:r>
+    </w:p>
+    <w:p>
+      <w:pPr>
+        <w:spacing w:after="90"/>
+      </w:pPr>
+      <w:r>
+        <w:rPr>
+          <w:b/>
+          <w:bCs/>
+        </w:rPr>
+        <w:t xml:space="preserve">Reactivos de contraste (par espejo): </w:t>
+      </w:r>
+      <w:r>
+        <w:t xml:space="preserve">R166 (par espejo 3 de la dimensión)</w:t>
+      </w:r>
+    </w:p>
+    <w:p>
+      <w:pPr>
+        <w:spacing w:after="100"/>
+      </w:pPr>
+    </w:p>
+    <w:p>
+      <w:pPr>
+        <w:pStyle w:val="Heading3"/>
+        <w:spacing w:after="100" w:before="200"/>
+      </w:pPr>
+      <w:r>
+        <w:t xml:space="preserve">R166 — Opinión/Actitud — indicador 3 (Frecuencia de arrepentimiento posterior a decisiones tomadas apresurad…)</w:t>
+      </w:r>
+    </w:p>
+    <w:p>
+      <w:pPr>
+        <w:spacing w:after="90"/>
+      </w:pPr>
+      <w:r>
+        <w:rPr>
+          <w:b/>
+          <w:bCs/>
+        </w:rPr>
+        <w:t xml:space="preserve">Tipo de reactivo: </w:t>
+      </w:r>
+      <w:r>
+        <w:t xml:space="preserve">1-Opinión/Actitud</w:t>
+      </w:r>
+    </w:p>
+    <w:p>
+      <w:pPr>
+        <w:spacing w:after="90"/>
+      </w:pPr>
+      <w:r>
+        <w:rPr>
+          <w:b/>
+          <w:bCs/>
+        </w:rPr>
+        <w:t xml:space="preserve">Indicador conductual (Fase 1): </w:t>
+      </w:r>
+      <w:r>
+        <w:t xml:space="preserve">Frecuencia de arrepentimiento posterior a decisiones tomadas apresuradamente.</w:t>
+      </w:r>
+    </w:p>
+    <w:p>
+      <w:pPr>
+        <w:spacing w:after="90"/>
+      </w:pPr>
+      <w:r>
+        <w:rPr>
+          <w:b/>
+          <w:bCs/>
+        </w:rPr>
+        <w:t xml:space="preserve">Pregunta completa (variante base): </w:t>
+      </w:r>
+      <w:r>
+        <w:t xml:space="preserve">¿Qué tan de acuerdo estás con la siguiente idea: "Es mejor actuar rápido y corregir después si algo sale mal, que quedarse pensando demasiado antes de decidir"?</w:t>
+      </w:r>
+    </w:p>
+    <w:p>
+      <w:pPr>
+        <w:spacing w:after="60"/>
+      </w:pPr>
+      <w:r>
+        <w:rPr>
+          <w:b/>
+          <w:bCs/>
+        </w:rPr>
+        <w:t xml:space="preserve">Variantes de redacción (se muestra 1 al azar por aplicación):</w:t>
+      </w:r>
+    </w:p>
+    <w:p>
+      <w:pPr>
+        <w:spacing w:after="60"/>
+        <w:ind w:left="200"/>
+      </w:pPr>
+      <w:r>
+        <w:t xml:space="preserve">Variante 1 (base): ¿Qué tan de acuerdo estás con la siguiente idea: "Es mejor actuar rápido y corregir después si algo sale mal, que quedarse pensando demasiado antes de decidir"?</w:t>
+      </w:r>
+    </w:p>
+    <w:p>
+      <w:pPr>
+        <w:spacing w:after="60"/>
+        <w:ind w:left="200"/>
+      </w:pPr>
+      <w:r>
+        <w:t xml:space="preserve">Variante 2: En términos generales, ¿qué tan de acuerdo o en desacuerdo estás con esta afirmación: "Es mejor actuar rápido y corregir después si algo sale mal, que quedarse pensando demasiado antes de decidir"?</w:t>
+      </w:r>
+    </w:p>
+    <w:p>
+      <w:pPr>
+        <w:spacing w:after="60"/>
+        <w:ind w:left="200"/>
+      </w:pPr>
+      <w:r>
+        <w:t xml:space="preserve">Variante 3: Lee la siguiente frase e indica tu nivel de acuerdo: "Es mejor actuar rápido y corregir después si algo sale mal, que quedarse pensando demasiado antes de decidir".</w:t>
+      </w:r>
+    </w:p>
+    <w:p>
+      <w:pPr>
+        <w:spacing w:after="60"/>
+        <w:ind w:left="200"/>
+      </w:pPr>
+      <w:r>
+        <w:t xml:space="preserve">Variante 4: ¿Hasta qué punto compartes esta forma de pensar: "Es mejor actuar rápido y corregir después si algo sale mal, que quedarse pensando demasiado antes de decidir"?</w:t>
+      </w:r>
+    </w:p>
+    <w:p>
+      <w:pPr>
+        <w:spacing w:after="60"/>
+        <w:ind w:left="200"/>
+      </w:pPr>
+      <w:r>
+        <w:t xml:space="preserve">Variante 5: Marca qué tan de acuerdo estás con la siguiente idea: "Es mejor actuar rápido y corregir después si algo sale mal, que quedarse pensando demasiado antes de decidir".</w:t>
+      </w:r>
+    </w:p>
+    <w:p>
+      <w:pPr>
+        <w:spacing w:after="90"/>
+      </w:pPr>
+      <w:r>
+        <w:rPr>
+          <w:b/>
+          <w:bCs/>
+        </w:rPr>
+        <w:t xml:space="preserve">Opciones de respuesta y valor de cada una: </w:t>
+      </w:r>
+      <w:r>
+        <w:t xml:space="preserve">Totalmente en desacuerdo (0) / En desacuerdo (1) / Algo de acuerdo (2) / De acuerdo (3) / Totalmente de acuerdo (4)</w:t>
+      </w:r>
+    </w:p>
+    <w:p>
+      <w:pPr>
+        <w:spacing w:after="90"/>
+      </w:pPr>
+      <w:r>
+        <w:rPr>
+          <w:b/>
+          <w:bCs/>
+        </w:rPr>
+        <w:t xml:space="preserve">Dirección: </w:t>
+      </w:r>
+      <w:r>
+        <w:t xml:space="preserve">Directo</w:t>
+      </w:r>
+    </w:p>
+    <w:p>
+      <w:pPr>
+        <w:spacing w:after="90"/>
+      </w:pPr>
+      <w:r>
+        <w:rPr>
+          <w:b/>
+          <w:bCs/>
+        </w:rPr>
+        <w:t xml:space="preserve">Respuesta de menor riesgo: </w:t>
+      </w:r>
+      <w:r>
+        <w:t xml:space="preserve">Totalmente en desacuerdo (valor 0)</w:t>
+      </w:r>
+    </w:p>
+    <w:p>
+      <w:pPr>
+        <w:spacing w:after="90"/>
+      </w:pPr>
+      <w:r>
+        <w:rPr>
+          <w:b/>
+          <w:bCs/>
+        </w:rPr>
+        <w:t xml:space="preserve">Valor psicométrico (cómo se transforma la respuesta cruda): </w:t>
+      </w:r>
+      <w:r>
+        <w:t xml:space="preserve">Escala 0-4 según el orden de las opciones listado arriba; reactivo directo, sin inversión.</w:t>
+      </w:r>
+    </w:p>
+    <w:p>
+      <w:pPr>
+        <w:spacing w:after="90"/>
+      </w:pPr>
+      <w:r>
+        <w:rPr>
+          <w:b/>
+          <w:bCs/>
+        </w:rPr>
+        <w:t xml:space="preserve">Reactivos de contraste (par espejo): </w:t>
+      </w:r>
+      <w:r>
+        <w:t xml:space="preserve">R165 (par espejo 3 de la dimensión)</w:t>
+      </w:r>
+    </w:p>
+    <w:p>
+      <w:pPr>
+        <w:spacing w:after="100"/>
+      </w:pPr>
+    </w:p>
+    <w:p>
+      <w:pPr>
+        <w:pStyle w:val="Heading3"/>
+        <w:spacing w:after="100" w:before="200"/>
+      </w:pPr>
+      <w:r>
+        <w:t xml:space="preserve">R167 — Involucramiento pasado — indicador 4 (Preferencia declarada por el beneficio inmediato aun conociendo el rie…)</w:t>
+      </w:r>
+    </w:p>
+    <w:p>
+      <w:pPr>
+        <w:spacing w:after="90"/>
+      </w:pPr>
+      <w:r>
+        <w:rPr>
+          <w:b/>
+          <w:bCs/>
+        </w:rPr>
+        <w:t xml:space="preserve">Tipo de reactivo: </w:t>
+      </w:r>
+      <w:r>
+        <w:t xml:space="preserve">3-Involucramiento pasado</w:t>
+      </w:r>
+    </w:p>
+    <w:p>
+      <w:pPr>
+        <w:spacing w:after="90"/>
+      </w:pPr>
+      <w:r>
+        <w:rPr>
+          <w:b/>
+          <w:bCs/>
+        </w:rPr>
+        <w:t xml:space="preserve">Indicador conductual (Fase 1): </w:t>
+      </w:r>
+      <w:r>
         <w:t xml:space="preserve">Preferencia declarada por el beneficio inmediato aun conociendo el riesgo.</w:t>
       </w:r>
     </w:p>
@@ -495,7 +1277,7 @@
         <w:t xml:space="preserve">Pregunta completa (variante base): </w:t>
       </w:r>
       <w:r>
-        <w:t xml:space="preserve">Imagina que puedes obtener un beneficio pequeño ahora mismo, o uno mucho mayor si esperas y sigues un proceso correcto. ¿Qué tan probable es que elijas el beneficio inmediato aunque sepas que el otro camino es mejor?</w:t>
+        <w:t xml:space="preserve">En tu último año de actividad laboral, ¿cuántas veces elegiste un beneficio pequeño e inmediato en lugar de uno mayor que requería esperar, aun sabiendo que esperar era mejor?</w:t>
       </w:r>
     </w:p>
     <w:p>
@@ -516,34 +1298,43 @@
         <w:ind w:left="200"/>
       </w:pPr>
       <w:r>
-        <w:t xml:space="preserve">Variante 1 (base): Imagina que puedes obtener un beneficio pequeño ahora mismo, o uno mucho mayor si esperas y sigues un proceso correcto. ¿Qué tan probable es que elijas el beneficio inmediato aunque sepas que el otro camino es mejor?</w:t>
-      </w:r>
-    </w:p>
-    <w:p>
-      <w:pPr>
-        <w:spacing w:after="60"/>
-        <w:ind w:left="200"/>
-      </w:pPr>
-      <w:r>
-        <w:t xml:space="preserve">Variante 2: Imagina que ves una oferta llamativa por tiempo limitado en algo que no necesitas urgentemente. ¿Qué tan probable es que la compres de inmediato sin pensarlo más?</w:t>
-      </w:r>
-    </w:p>
-    <w:p>
-      <w:pPr>
-        <w:spacing w:after="60"/>
-        <w:ind w:left="200"/>
-      </w:pPr>
-      <w:r>
-        <w:t xml:space="preserve">Variante 3: Imagina que alguien te dice algo que te molesta mucho en el momento. ¿Qué tan probable es que respondas de inmediato sin darte un momento para pensar?</w:t>
-      </w:r>
-    </w:p>
-    <w:p>
-      <w:pPr>
-        <w:spacing w:after="60"/>
-        <w:ind w:left="200"/>
-      </w:pPr>
-      <w:r>
-        <w:t xml:space="preserve">Variante 4: Imagina que te ofrecen una oportunidad atractiva pero con poca información, y con la condición de decidir ya mismo. ¿Qué tan probable es que aceptes sin pedir más tiempo?</w:t>
+        <w:t xml:space="preserve">Variante 1 (base): En tu último año de actividad laboral, ¿cuántas veces elegiste un beneficio pequeño e inmediato en lugar de uno mayor que requería esperar, aun sabiendo que esperar era mejor?</w:t>
+      </w:r>
+    </w:p>
+    <w:p>
+      <w:pPr>
+        <w:spacing w:after="60"/>
+        <w:ind w:left="200"/>
+      </w:pPr>
+      <w:r>
+        <w:t xml:space="preserve">Variante 2: Pensando en los últimos 12 meses, ¿cuántas veces elegiste un beneficio pequeño e inmediato en lugar de uno mayor que requería esperar, aun sabiendo que esperar era mejor?</w:t>
+      </w:r>
+    </w:p>
+    <w:p>
+      <w:pPr>
+        <w:spacing w:after="60"/>
+        <w:ind w:left="200"/>
+      </w:pPr>
+      <w:r>
+        <w:t xml:space="preserve">Variante 3: ¿Con qué frecuencia, en tu historial reciente, elegiste un beneficio pequeño e inmediato en lugar de uno mayor que requería esperar, aun sabiendo que esperar era mejor?</w:t>
+      </w:r>
+    </w:p>
+    <w:p>
+      <w:pPr>
+        <w:spacing w:after="60"/>
+        <w:ind w:left="200"/>
+      </w:pPr>
+      <w:r>
+        <w:t xml:space="preserve">Variante 4: En el último año, ¿cuántas veces te ha ocurrido que elegiste un beneficio pequeño e inmediato en lugar de uno mayor que requería esperar, aun sabiendo que esperar era mejor?</w:t>
+      </w:r>
+    </w:p>
+    <w:p>
+      <w:pPr>
+        <w:spacing w:after="60"/>
+        <w:ind w:left="200"/>
+      </w:pPr>
+      <w:r>
+        <w:t xml:space="preserve">Variante 5: Durante el último año, ¿cuántas veces elegiste un beneficio pequeño e inmediato en lugar de uno mayor que requería esperar, aun sabiendo que esperar era mejor?</w:t>
       </w:r>
     </w:p>
     <w:p>
@@ -558,6 +1349,388 @@
         <w:t xml:space="preserve">Opciones de respuesta y valor de cada una: </w:t>
       </w:r>
       <w:r>
+        <w:t xml:space="preserve">Ninguna vez (0) / Una vez (1) / Pocas veces (2) / Varias veces (3) / Muchas veces o de forma habitual (4)</w:t>
+      </w:r>
+    </w:p>
+    <w:p>
+      <w:pPr>
+        <w:spacing w:after="90"/>
+      </w:pPr>
+      <w:r>
+        <w:rPr>
+          <w:b/>
+          <w:bCs/>
+        </w:rPr>
+        <w:t xml:space="preserve">Dirección: </w:t>
+      </w:r>
+      <w:r>
+        <w:t xml:space="preserve">Directo</w:t>
+      </w:r>
+    </w:p>
+    <w:p>
+      <w:pPr>
+        <w:spacing w:after="90"/>
+      </w:pPr>
+      <w:r>
+        <w:rPr>
+          <w:b/>
+          <w:bCs/>
+        </w:rPr>
+        <w:t xml:space="preserve">Respuesta de menor riesgo: </w:t>
+      </w:r>
+      <w:r>
+        <w:t xml:space="preserve">Ninguna vez (valor 0)</w:t>
+      </w:r>
+    </w:p>
+    <w:p>
+      <w:pPr>
+        <w:spacing w:after="90"/>
+      </w:pPr>
+      <w:r>
+        <w:rPr>
+          <w:b/>
+          <w:bCs/>
+        </w:rPr>
+        <w:t xml:space="preserve">Valor psicométrico (cómo se transforma la respuesta cruda): </w:t>
+      </w:r>
+      <w:r>
+        <w:t xml:space="preserve">Escala 0-4 según el orden de las opciones listado arriba; reactivo directo, sin inversión.</w:t>
+      </w:r>
+    </w:p>
+    <w:p>
+      <w:pPr>
+        <w:spacing w:after="90"/>
+      </w:pPr>
+      <w:r>
+        <w:rPr>
+          <w:b/>
+          <w:bCs/>
+        </w:rPr>
+        <w:t xml:space="preserve">Reactivos de contraste (par espejo): </w:t>
+      </w:r>
+      <w:r>
+        <w:t xml:space="preserve">R168 (par espejo 4 de la dimensión)</w:t>
+      </w:r>
+    </w:p>
+    <w:p>
+      <w:pPr>
+        <w:spacing w:after="100"/>
+      </w:pPr>
+    </w:p>
+    <w:p>
+      <w:pPr>
+        <w:pStyle w:val="Heading3"/>
+        <w:spacing w:after="100" w:before="200"/>
+      </w:pPr>
+      <w:r>
+        <w:t xml:space="preserve">R168 — Intención futura — indicador 4 (Preferencia declarada por el beneficio inmediato aun conociendo el rie…)</w:t>
+      </w:r>
+    </w:p>
+    <w:p>
+      <w:pPr>
+        <w:spacing w:after="90"/>
+      </w:pPr>
+      <w:r>
+        <w:rPr>
+          <w:b/>
+          <w:bCs/>
+        </w:rPr>
+        <w:t xml:space="preserve">Tipo de reactivo: </w:t>
+      </w:r>
+      <w:r>
+        <w:t xml:space="preserve">6-Intención futura</w:t>
+      </w:r>
+    </w:p>
+    <w:p>
+      <w:pPr>
+        <w:spacing w:after="90"/>
+      </w:pPr>
+      <w:r>
+        <w:rPr>
+          <w:b/>
+          <w:bCs/>
+        </w:rPr>
+        <w:t xml:space="preserve">Indicador conductual (Fase 1): </w:t>
+      </w:r>
+      <w:r>
+        <w:t xml:space="preserve">Preferencia declarada por el beneficio inmediato aun conociendo el riesgo.</w:t>
+      </w:r>
+    </w:p>
+    <w:p>
+      <w:pPr>
+        <w:spacing w:after="90"/>
+      </w:pPr>
+      <w:r>
+        <w:rPr>
+          <w:b/>
+          <w:bCs/>
+        </w:rPr>
+        <w:t xml:space="preserve">Pregunta completa (variante base): </w:t>
+      </w:r>
+      <w:r>
+        <w:t xml:space="preserve">Si pudieras obtener un beneficio pequeño ahora mismo, o uno mucho mayor si esperas y sigues un proceso correcto, ¿qué tan de acuerdo estás con que elegirías esperar por el beneficio mayor?</w:t>
+      </w:r>
+    </w:p>
+    <w:p>
+      <w:pPr>
+        <w:spacing w:after="60"/>
+      </w:pPr>
+      <w:r>
+        <w:rPr>
+          <w:b/>
+          <w:bCs/>
+        </w:rPr>
+        <w:t xml:space="preserve">Variantes de redacción (se muestra 1 al azar por aplicación):</w:t>
+      </w:r>
+    </w:p>
+    <w:p>
+      <w:pPr>
+        <w:spacing w:after="60"/>
+        <w:ind w:left="200"/>
+      </w:pPr>
+      <w:r>
+        <w:t xml:space="preserve">Variante 1 (base): Si pudieras obtener un beneficio pequeño ahora mismo, o uno mucho mayor si esperas y sigues un proceso correcto, ¿qué tan de acuerdo estás con que elegirías esperar por el beneficio mayor?</w:t>
+      </w:r>
+    </w:p>
+    <w:p>
+      <w:pPr>
+        <w:spacing w:after="60"/>
+        <w:ind w:left="200"/>
+      </w:pPr>
+      <w:r>
+        <w:t xml:space="preserve">Variante 2: Imagina que pudieras obtener un beneficio pequeño ahora mismo, o uno mucho mayor si esperas y sigues un proceso correcto. ¿Qué tan de acuerdo estás con que elegirías esperar por el beneficio mayor?</w:t>
+      </w:r>
+    </w:p>
+    <w:p>
+      <w:pPr>
+        <w:spacing w:after="60"/>
+        <w:ind w:left="200"/>
+      </w:pPr>
+      <w:r>
+        <w:t xml:space="preserve">Variante 3: Ante esta situación: pudieras obtener un beneficio pequeño ahora mismo, o uno mucho mayor si esperas y sigues un proceso correcto, ¿qué tan de acuerdo estás con que elegirías esperar por el beneficio mayor?</w:t>
+      </w:r>
+    </w:p>
+    <w:p>
+      <w:pPr>
+        <w:spacing w:after="60"/>
+        <w:ind w:left="200"/>
+      </w:pPr>
+      <w:r>
+        <w:t xml:space="preserve">Variante 4: Supón que pudieras obtener un beneficio pequeño ahora mismo, o uno mucho mayor si esperas y sigues un proceso correcto. ¿Qué tan de acuerdo estás en que elegirías esperar por el beneficio mayor?</w:t>
+      </w:r>
+    </w:p>
+    <w:p>
+      <w:pPr>
+        <w:spacing w:after="60"/>
+        <w:ind w:left="200"/>
+      </w:pPr>
+      <w:r>
+        <w:t xml:space="preserve">Variante 5: Pudieras obtener un beneficio pequeño ahora mismo, o uno mucho mayor si esperas y sigues un proceso correcto. ¿Qué tan de acuerdo estás con que elegirías esperar por el beneficio mayor?</w:t>
+      </w:r>
+    </w:p>
+    <w:p>
+      <w:pPr>
+        <w:spacing w:after="90"/>
+      </w:pPr>
+      <w:r>
+        <w:rPr>
+          <w:b/>
+          <w:bCs/>
+        </w:rPr>
+        <w:t xml:space="preserve">Opciones de respuesta y valor de cada una: </w:t>
+      </w:r>
+      <w:r>
+        <w:t xml:space="preserve">Totalmente en desacuerdo (0) / En desacuerdo (1) / Algo de acuerdo (2) / De acuerdo (3) / Totalmente de acuerdo (4)</w:t>
+      </w:r>
+    </w:p>
+    <w:p>
+      <w:pPr>
+        <w:spacing w:after="90"/>
+      </w:pPr>
+      <w:r>
+        <w:rPr>
+          <w:b/>
+          <w:bCs/>
+        </w:rPr>
+        <w:t xml:space="preserve">Dirección: </w:t>
+      </w:r>
+      <w:r>
+        <w:t xml:space="preserve">Inverso</w:t>
+      </w:r>
+    </w:p>
+    <w:p>
+      <w:pPr>
+        <w:spacing w:after="90"/>
+      </w:pPr>
+      <w:r>
+        <w:rPr>
+          <w:b/>
+          <w:bCs/>
+        </w:rPr>
+        <w:t xml:space="preserve">Respuesta de menor riesgo: </w:t>
+      </w:r>
+      <w:r>
+        <w:t xml:space="preserve">Totalmente de acuerdo (valor 4)</w:t>
+      </w:r>
+    </w:p>
+    <w:p>
+      <w:pPr>
+        <w:spacing w:after="90"/>
+      </w:pPr>
+      <w:r>
+        <w:rPr>
+          <w:b/>
+          <w:bCs/>
+        </w:rPr>
+        <w:t xml:space="preserve">Valor psicométrico (cómo se transforma la respuesta cruda): </w:t>
+      </w:r>
+      <w:r>
+        <w:t xml:space="preserve">Escala 0-4 según el orden de las opciones listado arriba; reactivo inverso: el valor de reactivo se calcula como 4 menos la respuesta cruda.</w:t>
+      </w:r>
+    </w:p>
+    <w:p>
+      <w:pPr>
+        <w:spacing w:after="90"/>
+      </w:pPr>
+      <w:r>
+        <w:rPr>
+          <w:b/>
+          <w:bCs/>
+        </w:rPr>
+        <w:t xml:space="preserve">Reactivos de contraste (par espejo): </w:t>
+      </w:r>
+      <w:r>
+        <w:t xml:space="preserve">R167 (par espejo 4 de la dimensión)</w:t>
+      </w:r>
+    </w:p>
+    <w:p>
+      <w:pPr>
+        <w:spacing w:after="100"/>
+      </w:pPr>
+    </w:p>
+    <w:p>
+      <w:pPr>
+        <w:pStyle w:val="Heading3"/>
+        <w:spacing w:after="100" w:before="200"/>
+      </w:pPr>
+      <w:r>
+        <w:t xml:space="preserve">R169 — Escenario/dilema — indicador 1 (Toma de decisiones sin considerar adecuadamente las consecuencias a me…)</w:t>
+      </w:r>
+    </w:p>
+    <w:p>
+      <w:pPr>
+        <w:spacing w:after="90"/>
+      </w:pPr>
+      <w:r>
+        <w:rPr>
+          <w:b/>
+          <w:bCs/>
+        </w:rPr>
+        <w:t xml:space="preserve">Tipo de reactivo: </w:t>
+      </w:r>
+      <w:r>
+        <w:t xml:space="preserve">4-Escenario/dilema</w:t>
+      </w:r>
+    </w:p>
+    <w:p>
+      <w:pPr>
+        <w:spacing w:after="90"/>
+      </w:pPr>
+      <w:r>
+        <w:rPr>
+          <w:b/>
+          <w:bCs/>
+        </w:rPr>
+        <w:t xml:space="preserve">Indicador conductual (Fase 1): </w:t>
+      </w:r>
+      <w:r>
+        <w:t xml:space="preserve">Toma de decisiones sin considerar adecuadamente las consecuencias a mediano o largo plazo.</w:t>
+      </w:r>
+    </w:p>
+    <w:p>
+      <w:pPr>
+        <w:spacing w:after="90"/>
+      </w:pPr>
+      <w:r>
+        <w:rPr>
+          <w:b/>
+          <w:bCs/>
+        </w:rPr>
+        <w:t xml:space="preserve">Pregunta completa (variante base): </w:t>
+      </w:r>
+      <w:r>
+        <w:t xml:space="preserve">Imagina que tienes que tomar una decisión importante y sientes el impulso de decidir de inmediato, sin analizarla más. ¿Qué tan probable es que decidas de inmediato sin pensarla más?</w:t>
+      </w:r>
+    </w:p>
+    <w:p>
+      <w:pPr>
+        <w:spacing w:after="60"/>
+      </w:pPr>
+      <w:r>
+        <w:rPr>
+          <w:b/>
+          <w:bCs/>
+        </w:rPr>
+        <w:t xml:space="preserve">Variantes de redacción (se muestra 1 al azar por aplicación):</w:t>
+      </w:r>
+    </w:p>
+    <w:p>
+      <w:pPr>
+        <w:spacing w:after="60"/>
+        <w:ind w:left="200"/>
+      </w:pPr>
+      <w:r>
+        <w:t xml:space="preserve">Variante 1 (base): Imagina que tienes que tomar una decisión importante y sientes el impulso de decidir de inmediato, sin analizarla más. ¿Qué tan probable es que decidas de inmediato sin pensarla más?</w:t>
+      </w:r>
+    </w:p>
+    <w:p>
+      <w:pPr>
+        <w:spacing w:after="60"/>
+        <w:ind w:left="200"/>
+      </w:pPr>
+      <w:r>
+        <w:t xml:space="preserve">Variante 2: Supón que tienes que tomar una decisión importante y sientes el impulso de decidir de inmediato, sin analizarla más. ¿Qué tan probable es que decidas de inmediato sin pensarla más?</w:t>
+      </w:r>
+    </w:p>
+    <w:p>
+      <w:pPr>
+        <w:spacing w:after="60"/>
+        <w:ind w:left="200"/>
+      </w:pPr>
+      <w:r>
+        <w:t xml:space="preserve">Variante 3: Piensa en la siguiente situación: tienes que tomar una decisión importante y sientes el impulso de decidir de inmediato, sin analizarla más. ¿Qué tan probable es que decidas de inmediato sin pensarla más?</w:t>
+      </w:r>
+    </w:p>
+    <w:p>
+      <w:pPr>
+        <w:spacing w:after="60"/>
+        <w:ind w:left="200"/>
+      </w:pPr>
+      <w:r>
+        <w:t xml:space="preserve">Variante 4: Si te encontraras en esta situación: tienes que tomar una decisión importante y sientes el impulso de decidir de inmediato, sin analizarla más, ¿qué tan probable es que decidas de inmediato sin pensarla más?</w:t>
+      </w:r>
+    </w:p>
+    <w:p>
+      <w:pPr>
+        <w:spacing w:after="60"/>
+        <w:ind w:left="200"/>
+      </w:pPr>
+      <w:r>
+        <w:t xml:space="preserve">Variante 5: Tienes que tomar una decisión importante y sientes el impulso de decidir de inmediato, sin analizarla más. ¿Qué tan probable dirías que es que decidas de inmediato sin pensarla más?</w:t>
+      </w:r>
+    </w:p>
+    <w:p>
+      <w:pPr>
+        <w:spacing w:after="90"/>
+      </w:pPr>
+      <w:r>
+        <w:rPr>
+          <w:b/>
+          <w:bCs/>
+        </w:rPr>
+        <w:t xml:space="preserve">Opciones de respuesta y valor de cada una: </w:t>
+      </w:r>
+      <w:r>
         <w:t xml:space="preserve">Nada probable (0) / Poco probable (1) / Algo probable (2) / Muy probable (3)</w:t>
       </w:r>
     </w:p>
@@ -618,7 +1791,198 @@
         <w:t xml:space="preserve">Reactivos de contraste (par espejo): </w:t>
       </w:r>
       <w:r>
-        <w:t xml:space="preserve">No aplica (las dimensiones Contextuales no tienen par espejo obligatorio, Fase 2 Sección 6).</w:t>
+        <w:t xml:space="preserve">R170 (par espejo 5 de la dimensión)</w:t>
+      </w:r>
+    </w:p>
+    <w:p>
+      <w:pPr>
+        <w:spacing w:after="100"/>
+      </w:pPr>
+    </w:p>
+    <w:p>
+      <w:pPr>
+        <w:pStyle w:val="Heading3"/>
+        <w:spacing w:after="100" w:before="200"/>
+      </w:pPr>
+      <w:r>
+        <w:t xml:space="preserve">R170 — Percepción de terceros — indicador 1 (Toma de decisiones sin considerar adecuadamente las consecuencias a me…)</w:t>
+      </w:r>
+    </w:p>
+    <w:p>
+      <w:pPr>
+        <w:spacing w:after="90"/>
+      </w:pPr>
+      <w:r>
+        <w:rPr>
+          <w:b/>
+          <w:bCs/>
+        </w:rPr>
+        <w:t xml:space="preserve">Tipo de reactivo: </w:t>
+      </w:r>
+      <w:r>
+        <w:t xml:space="preserve">2-Percepción de terceros</w:t>
+      </w:r>
+    </w:p>
+    <w:p>
+      <w:pPr>
+        <w:spacing w:after="90"/>
+      </w:pPr>
+      <w:r>
+        <w:rPr>
+          <w:b/>
+          <w:bCs/>
+        </w:rPr>
+        <w:t xml:space="preserve">Indicador conductual (Fase 1): </w:t>
+      </w:r>
+      <w:r>
+        <w:t xml:space="preserve">Toma de decisiones sin considerar adecuadamente las consecuencias a mediano o largo plazo.</w:t>
+      </w:r>
+    </w:p>
+    <w:p>
+      <w:pPr>
+        <w:spacing w:after="90"/>
+      </w:pPr>
+      <w:r>
+        <w:rPr>
+          <w:b/>
+          <w:bCs/>
+        </w:rPr>
+        <w:t xml:space="preserve">Pregunta completa (variante base): </w:t>
+      </w:r>
+      <w:r>
+        <w:t xml:space="preserve">En tu experiencia, ¿qué tan frecuente dirías que es que las personas de tu entorno tomen decisiones importantes sin considerar bien las consecuencias?</w:t>
+      </w:r>
+    </w:p>
+    <w:p>
+      <w:pPr>
+        <w:spacing w:after="60"/>
+      </w:pPr>
+      <w:r>
+        <w:rPr>
+          <w:b/>
+          <w:bCs/>
+        </w:rPr>
+        <w:t xml:space="preserve">Variantes de redacción (se muestra 1 al azar por aplicación):</w:t>
+      </w:r>
+    </w:p>
+    <w:p>
+      <w:pPr>
+        <w:spacing w:after="60"/>
+        <w:ind w:left="200"/>
+      </w:pPr>
+      <w:r>
+        <w:t xml:space="preserve">Variante 1 (base): En tu experiencia, ¿qué tan frecuente dirías que es que las personas de tu entorno tomen decisiones importantes sin considerar bien las consecuencias?</w:t>
+      </w:r>
+    </w:p>
+    <w:p>
+      <w:pPr>
+        <w:spacing w:after="60"/>
+        <w:ind w:left="200"/>
+      </w:pPr>
+      <w:r>
+        <w:t xml:space="preserve">Variante 2: Pensando en las personas de tu entorno laboral, ¿con qué frecuencia dirías que ocurre que las personas de tu entorno tomen decisiones importantes sin considerar bien las consecuencias?</w:t>
+      </w:r>
+    </w:p>
+    <w:p>
+      <w:pPr>
+        <w:spacing w:after="60"/>
+        <w:ind w:left="200"/>
+      </w:pPr>
+      <w:r>
+        <w:t xml:space="preserve">Variante 3: ¿Qué tan seguido dirías que observas que las personas de tu entorno tomen decisiones importantes sin considerar bien las consecuencias?</w:t>
+      </w:r>
+    </w:p>
+    <w:p>
+      <w:pPr>
+        <w:spacing w:after="60"/>
+        <w:ind w:left="200"/>
+      </w:pPr>
+      <w:r>
+        <w:t xml:space="preserve">Variante 4: Según lo que has visto, ¿qué tan común dirías que es que las personas de tu entorno tomen decisiones importantes sin considerar bien las consecuencias?</w:t>
+      </w:r>
+    </w:p>
+    <w:p>
+      <w:pPr>
+        <w:spacing w:after="60"/>
+        <w:ind w:left="200"/>
+      </w:pPr>
+      <w:r>
+        <w:t xml:space="preserve">Variante 5: En tu entorno, ¿qué tan frecuentemente dirías que sucede que las personas de tu entorno tomen decisiones importantes sin considerar bien las consecuencias?</w:t>
+      </w:r>
+    </w:p>
+    <w:p>
+      <w:pPr>
+        <w:spacing w:after="90"/>
+      </w:pPr>
+      <w:r>
+        <w:rPr>
+          <w:b/>
+          <w:bCs/>
+        </w:rPr>
+        <w:t xml:space="preserve">Opciones de respuesta y valor de cada una: </w:t>
+      </w:r>
+      <w:r>
+        <w:t xml:space="preserve">Nunca o muy raro (0) / Ocasionalmente (1) / Con cierta frecuencia (2) / Muy frecuentemente (3)</w:t>
+      </w:r>
+    </w:p>
+    <w:p>
+      <w:pPr>
+        <w:spacing w:after="90"/>
+      </w:pPr>
+      <w:r>
+        <w:rPr>
+          <w:b/>
+          <w:bCs/>
+        </w:rPr>
+        <w:t xml:space="preserve">Dirección: </w:t>
+      </w:r>
+      <w:r>
+        <w:t xml:space="preserve">Directo</w:t>
+      </w:r>
+    </w:p>
+    <w:p>
+      <w:pPr>
+        <w:spacing w:after="90"/>
+      </w:pPr>
+      <w:r>
+        <w:rPr>
+          <w:b/>
+          <w:bCs/>
+        </w:rPr>
+        <w:t xml:space="preserve">Respuesta de menor riesgo: </w:t>
+      </w:r>
+      <w:r>
+        <w:t xml:space="preserve">Nunca o muy raro (valor 0)</w:t>
+      </w:r>
+    </w:p>
+    <w:p>
+      <w:pPr>
+        <w:spacing w:after="90"/>
+      </w:pPr>
+      <w:r>
+        <w:rPr>
+          <w:b/>
+          <w:bCs/>
+        </w:rPr>
+        <w:t xml:space="preserve">Valor psicométrico (cómo se transforma la respuesta cruda): </w:t>
+      </w:r>
+      <w:r>
+        <w:t xml:space="preserve">Escala 0-3 según el orden de las opciones listado arriba; reactivo directo, sin inversión.</w:t>
+      </w:r>
+    </w:p>
+    <w:p>
+      <w:pPr>
+        <w:spacing w:after="90"/>
+      </w:pPr>
+      <w:r>
+        <w:rPr>
+          <w:b/>
+          <w:bCs/>
+        </w:rPr>
+        <w:t xml:space="preserve">Reactivos de contraste (par espejo): </w:t>
+      </w:r>
+      <w:r>
+        <w:t xml:space="preserve">R169 (par espejo 5 de la dimensión)</w:t>
       </w:r>
     </w:p>
     <w:p>
